--- a/Samip_Khadka_CV.docx
+++ b/Samip_Khadka_CV.docx
@@ -81,6 +81,7 @@
             <w:r>
               <w:rPr>
                 <w:noProof/>
+                <w:lang w:bidi="ne-NP"/>
               </w:rPr>
               <mc:AlternateContent>
                 <mc:Choice Requires="wps">
@@ -151,6 +152,7 @@
             <w:r>
               <w:rPr>
                 <w:noProof/>
+                <w:lang w:bidi="ne-NP"/>
               </w:rPr>
               <w:drawing>
                 <wp:anchor distT="0" distB="0" distL="114300" distR="114300" simplePos="0" relativeHeight="251660288" behindDoc="0" locked="0" layoutInCell="1" allowOverlap="1">
@@ -276,6 +278,7 @@
                 <w:sz w:val="20"/>
                 <w:szCs w:val="20"/>
                 <w:shd w:val="clear" w:color="auto" w:fill="auto"/>
+                <w:lang w:bidi="ne-NP"/>
               </w:rPr>
               <w:drawing>
                 <wp:inline distT="0" distB="0" distL="0" distR="0">
@@ -361,6 +364,7 @@
                 <w:sz w:val="20"/>
                 <w:szCs w:val="20"/>
                 <w:shd w:val="clear" w:color="auto" w:fill="auto"/>
+                <w:lang w:bidi="ne-NP"/>
               </w:rPr>
               <w:drawing>
                 <wp:inline distT="0" distB="0" distL="0" distR="0">
@@ -456,6 +460,7 @@
                 <w:sz w:val="20"/>
                 <w:szCs w:val="20"/>
                 <w:shd w:val="clear" w:color="auto" w:fill="auto"/>
+                <w:lang w:bidi="ne-NP"/>
               </w:rPr>
               <w:drawing>
                 <wp:inline distT="0" distB="0" distL="0" distR="0">
@@ -580,6 +585,7 @@
                 <w:sz w:val="20"/>
                 <w:szCs w:val="20"/>
                 <w:shd w:val="clear" w:color="auto" w:fill="auto"/>
+                <w:lang w:bidi="ne-NP"/>
               </w:rPr>
               <w:drawing>
                 <wp:inline distT="0" distB="0" distL="0" distR="0">
@@ -666,6 +672,7 @@
                 <w:sz w:val="20"/>
                 <w:szCs w:val="20"/>
                 <w:shd w:val="clear" w:color="auto" w:fill="auto"/>
+                <w:lang w:bidi="ne-NP"/>
               </w:rPr>
               <w:drawing>
                 <wp:inline distT="0" distB="0" distL="0" distR="0">
@@ -825,11 +832,23 @@
               <w:rPr>
                 <w:rStyle w:val="documentparent-containerleft-box"/>
                 <w:rFonts w:ascii="Source Sans Pro" w:eastAsia="Source Sans Pro" w:hAnsi="Source Sans Pro" w:cs="Source Sans Pro"/>
+                <w:b/>
+                <w:bCs/>
                 <w:sz w:val="20"/>
                 <w:szCs w:val="20"/>
                 <w:shd w:val="clear" w:color="auto" w:fill="auto"/>
               </w:rPr>
             </w:pPr>
+            <w:r>
+              <w:rPr>
+                <w:rStyle w:val="documenttxt-bold"/>
+                <w:rFonts w:ascii="Source Sans Pro" w:eastAsia="Source Sans Pro" w:hAnsi="Source Sans Pro" w:cs="Source Sans Pro"/>
+                <w:color w:val="FFFFFF"/>
+                <w:sz w:val="20"/>
+                <w:szCs w:val="20"/>
+              </w:rPr>
+              <w:t xml:space="preserve">+2 and bachelor run in in </w:t>
+            </w:r>
             <w:proofErr w:type="spellStart"/>
             <w:r>
               <w:rPr>
@@ -1296,8 +1315,6 @@
                     </w:rPr>
                     <w:t xml:space="preserve"> Social Media</w:t>
                   </w:r>
-                  <w:bookmarkStart w:id="0" w:name="_GoBack"/>
-                  <w:bookmarkEnd w:id="0"/>
                   <w:r>
                     <w:rPr>
                       <w:rStyle w:val="documentnameSecPARAGRAPHNAMEfirstparagraphparagraph"/>
@@ -1323,8 +1340,9 @@
                       <w:color w:val="000000"/>
                       <w:spacing w:val="10"/>
                     </w:rPr>
-                    <w:t>, Editor, Music Production</w:t>
-                  </w:r>
+                    <w:t xml:space="preserve">, Editor, Music </w:t>
+                  </w:r>
+                  <w:proofErr w:type="gramStart"/>
                   <w:r>
                     <w:rPr>
                       <w:rStyle w:val="documentnameSecPARAGRAPHNAMEfirstparagraphparagraph"/>
@@ -1332,7 +1350,7 @@
                       <w:color w:val="000000"/>
                       <w:spacing w:val="10"/>
                     </w:rPr>
-                    <w:t>, .</w:t>
+                    <w:t>Production</w:t>
                   </w:r>
                   <w:r>
                     <w:rPr>
@@ -1341,9 +1359,8 @@
                       <w:color w:val="000000"/>
                       <w:spacing w:val="10"/>
                     </w:rPr>
-                    <w:t>..</w:t>
-                  </w:r>
-                  <w:proofErr w:type="gramStart"/>
+                    <w:t>, .</w:t>
+                  </w:r>
                   <w:r>
                     <w:rPr>
                       <w:rStyle w:val="documentnameSecPARAGRAPHNAMEfirstparagraphparagraph"/>
@@ -1351,7 +1368,7 @@
                       <w:color w:val="000000"/>
                       <w:spacing w:val="10"/>
                     </w:rPr>
-                    <w:t>etc</w:t>
+                    <w:t>..etc</w:t>
                   </w:r>
                   <w:proofErr w:type="gramEnd"/>
                   <w:r>
@@ -1768,7 +1785,15 @@
                     <w:rPr>
                       <w:rFonts w:ascii="Source Sans Pro" w:hAnsi="Source Sans Pro"/>
                     </w:rPr>
-                    <w:t xml:space="preserve"> Adobe Photoshop, Premiere Pro, After Effects</w:t>
+                    <w:t xml:space="preserve"> Adobe Photoshop, Premiere</w:t>
+                  </w:r>
+                  <w:bookmarkStart w:id="0" w:name="_GoBack"/>
+                  <w:bookmarkEnd w:id="0"/>
+                  <w:r>
+                    <w:rPr>
+                      <w:rFonts w:ascii="Source Sans Pro" w:hAnsi="Source Sans Pro"/>
+                    </w:rPr>
+                    <w:t xml:space="preserve"> Pro, After Effects</w:t>
                   </w:r>
                   <w:r>
                     <w:rPr>
